--- a/week-13-final-report/week-13-rough-draft.docx
+++ b/week-13-final-report/week-13-rough-draft.docx
@@ -116,7 +116,7 @@
           <w:sz w:val="22"/>
           <w:szCs w:val="22"/>
         </w:rPr>
-        <w:t xml:space="preserve">You already have a start: your question commentary from Week 7, your lesson plan from Week 10, your collected data write-up from Tuesday of Week 13. We'll spend time in each class meeting drafting a full rough draft using these preexisting notes. </w:t>
+        <w:t xml:space="preserve">You already have a start: your question commentary from Week 7, your lesson plan from Week 10, your collected data write-up from the first session of Week 13. We'll spend time in each class meeting drafting a full rough draft using these preexisting notes. </w:t>
       </w:r>
     </w:p>
     <w:p>
